--- a/THU TUC CAI NGHIEN/QĐ hủy QĐ cai nguyện bat buoc.docx
+++ b/THU TUC CAI NGHIEN/QĐ hủy QĐ cai nguyện bat buoc.docx
@@ -2619,7 +2619,47 @@
           <w:color w:val="000000"/>
           <w:spacing w:val="0"/>
         </w:rPr>
-        <w:t>Quyết định số 73/QĐ-UBND ngày 28 tháng 01 năm 2026 của Ủy ban nhân dân phường Tân Bình về việc cai nghiện ma túy tự nguyện tại Cơ sở cai nghiện ma túy công lập (</w:t>
+        <w:t xml:space="preserve">Quyết định số </w:t>
+      </w:r>
+      <w:r>
+        <w:rPr>
+          <w:rFonts w:ascii="Times New Roman" w:hAnsi="Times New Roman"/>
+          <w:b w:val="0"/>
+          <w:bCs/>
+          <w:color w:val="FF0000"/>
+          <w:spacing w:val="0"/>
+        </w:rPr>
+        <w:t>73</w:t>
+      </w:r>
+      <w:r>
+        <w:rPr>
+          <w:rFonts w:ascii="Times New Roman" w:hAnsi="Times New Roman"/>
+          <w:b w:val="0"/>
+          <w:bCs/>
+          <w:color w:val="000000"/>
+          <w:spacing w:val="0"/>
+        </w:rPr>
+        <w:t xml:space="preserve">/QĐ-UBND </w:t>
+      </w:r>
+      <w:r>
+        <w:rPr>
+          <w:rFonts w:ascii="Times New Roman" w:hAnsi="Times New Roman"/>
+          <w:b w:val="0"/>
+          <w:bCs/>
+          <w:color w:val="FF0000"/>
+          <w:spacing w:val="0"/>
+        </w:rPr>
+        <w:t xml:space="preserve">ngày 28 tháng 01 năm 2026 </w:t>
+      </w:r>
+      <w:r>
+        <w:rPr>
+          <w:rFonts w:ascii="Times New Roman" w:hAnsi="Times New Roman"/>
+          <w:b w:val="0"/>
+          <w:bCs/>
+          <w:color w:val="000000"/>
+          <w:spacing w:val="0"/>
+        </w:rPr>
+        <w:t>của Ủy ban nhân dân phường Tân Bình về việc cai nghiện ma túy tự nguyện tại Cơ sở cai nghiện ma túy công lập (</w:t>
       </w:r>
       <w:r>
         <w:rPr>
